--- a/docx/法律/全国人民代表大会常务委员会关于批准《全国人民代表大会常务委员会法制工作委员会关于法律清理工作情况和处理意见的报告》的决定_20251227_48bf9ee75654439ba9325233ea8ce7c0.docx
+++ b/docx/法律/全国人民代表大会常务委员会关于批准《全国人民代表大会常务委员会法制工作委员会关于法律清理工作情况和处理意见的报告》的决定_20251227_48bf9ee75654439ba9325233ea8ce7c0.docx
@@ -356,7 +356,7 @@
           <w:sz w:val="44"/>
           <w:szCs w:val="44"/>
         </w:rPr>
-        <w:t>失效的法律、法律解释、有关法律问题的</w:t>
+        <w:t>失效的法律、法律解释、有关法律</w:t>
       </w:r>
       <w:r>
         <w:rPr>
@@ -372,45 +372,103 @@
           <w:sz w:val="44"/>
           <w:szCs w:val="44"/>
         </w:rPr>
-        <w:t>决定目录（</w:t>
-      </w:r>
-      <w:r>
-        <w:rPr>
-          <w:rFonts w:hint="default" w:ascii="Times New Roman" w:hAnsi="Times New Roman" w:eastAsia="方正小标宋简体" w:cs="Times New Roman"/>
-          <w:sz w:val="44"/>
-          <w:szCs w:val="44"/>
+        <w:t>问题的决定目录</w:t>
+      </w:r>
+    </w:p>
+    <w:p>
+      <w:pPr>
+        <w:keepNext w:val="0"/>
+        <w:keepLines w:val="0"/>
+        <w:pageBreakBefore w:val="0"/>
+        <w:widowControl w:val="0"/>
+        <w:kinsoku/>
+        <w:wordWrap/>
+        <w:overflowPunct/>
+        <w:topLinePunct w:val="0"/>
+        <w:autoSpaceDE/>
+        <w:autoSpaceDN/>
+        <w:bidi w:val="0"/>
+        <w:adjustRightInd/>
+        <w:snapToGrid/>
+        <w:spacing w:line="560" w:lineRule="exact"/>
+        <w:ind w:firstLine="0" w:firstLineChars="0"/>
+        <w:jc w:val="both"/>
+        <w:textAlignment w:val="auto"/>
+        <w:rPr>
+          <w:rFonts w:hint="eastAsia" w:ascii="宋体" w:hAnsi="宋体" w:eastAsia="宋体" w:cs="宋体"/>
+          <w:sz w:val="32"/>
+          <w:szCs w:val="32"/>
+        </w:rPr>
+      </w:pPr>
+    </w:p>
+    <w:p>
+      <w:pPr>
+        <w:keepNext w:val="0"/>
+        <w:keepLines w:val="0"/>
+        <w:pageBreakBefore w:val="0"/>
+        <w:widowControl w:val="0"/>
+        <w:kinsoku/>
+        <w:wordWrap/>
+        <w:overflowPunct/>
+        <w:topLinePunct w:val="0"/>
+        <w:autoSpaceDE/>
+        <w:autoSpaceDN/>
+        <w:bidi w:val="0"/>
+        <w:adjustRightInd/>
+        <w:snapToGrid/>
+        <w:spacing w:line="240" w:lineRule="auto"/>
+        <w:ind w:left="632" w:leftChars="200" w:right="632" w:rightChars="200"/>
+        <w:jc w:val="center"/>
+        <w:textAlignment w:val="auto"/>
+        <w:rPr>
+          <w:rFonts w:hint="eastAsia" w:ascii="楷体_GB2312" w:hAnsi="楷体_GB2312" w:eastAsia="楷体_GB2312" w:cs="楷体_GB2312"/>
+          <w:lang w:val="en-US" w:eastAsia="zh-CN"/>
+        </w:rPr>
+      </w:pPr>
+      <w:r>
+        <w:rPr>
+          <w:rFonts w:hint="eastAsia" w:ascii="楷体_GB2312" w:hAnsi="楷体_GB2312" w:eastAsia="楷体_GB2312" w:cs="楷体_GB2312"/>
+          <w:lang w:val="en-US" w:eastAsia="zh-CN"/>
+        </w:rPr>
+        <w:t>（</w:t>
+      </w:r>
+      <w:r>
+        <w:rPr>
+          <w:rFonts w:hint="default" w:ascii="Times New Roman" w:hAnsi="Times New Roman" w:eastAsia="楷体_GB2312" w:cs="Times New Roman"/>
+          <w:lang w:val="en-US" w:eastAsia="zh-CN"/>
         </w:rPr>
         <w:t>104</w:t>
       </w:r>
       <w:r>
         <w:rPr>
-          <w:rFonts w:hint="eastAsia" w:ascii="方正小标宋简体" w:hAnsi="方正小标宋简体" w:eastAsia="方正小标宋简体" w:cs="方正小标宋简体"/>
-          <w:sz w:val="44"/>
-          <w:szCs w:val="44"/>
+          <w:rFonts w:hint="eastAsia" w:ascii="楷体_GB2312" w:hAnsi="楷体_GB2312" w:eastAsia="楷体_GB2312" w:cs="楷体_GB2312"/>
+          <w:lang w:val="en-US" w:eastAsia="zh-CN"/>
         </w:rPr>
         <w:t>件）</w:t>
       </w:r>
-    </w:p>
-    <w:p>
-      <w:pPr>
-        <w:keepNext w:val="0"/>
-        <w:keepLines w:val="0"/>
-        <w:pageBreakBefore w:val="0"/>
-        <w:widowControl w:val="0"/>
-        <w:kinsoku/>
-        <w:wordWrap/>
-        <w:overflowPunct/>
-        <w:topLinePunct w:val="0"/>
-        <w:autoSpaceDE/>
-        <w:autoSpaceDN/>
-        <w:bidi w:val="0"/>
-        <w:adjustRightInd/>
-        <w:snapToGrid/>
-        <w:spacing w:line="240" w:lineRule="auto"/>
-        <w:jc w:val="left"/>
-        <w:textAlignment w:val="auto"/>
-        <w:rPr>
-          <w:rFonts w:hint="eastAsia" w:asciiTheme="minorEastAsia" w:hAnsiTheme="minorEastAsia" w:eastAsiaTheme="minorEastAsia" w:cstheme="minorEastAsia"/>
+      <w:bookmarkStart w:id="0" w:name="_GoBack"/>
+      <w:bookmarkEnd w:id="0"/>
+    </w:p>
+    <w:p>
+      <w:pPr>
+        <w:keepNext w:val="0"/>
+        <w:keepLines w:val="0"/>
+        <w:pageBreakBefore w:val="0"/>
+        <w:widowControl w:val="0"/>
+        <w:kinsoku/>
+        <w:wordWrap/>
+        <w:overflowPunct/>
+        <w:topLinePunct w:val="0"/>
+        <w:autoSpaceDE/>
+        <w:autoSpaceDN/>
+        <w:bidi w:val="0"/>
+        <w:adjustRightInd/>
+        <w:snapToGrid/>
+        <w:spacing w:line="240" w:lineRule="auto"/>
+        <w:jc w:val="both"/>
+        <w:textAlignment w:val="auto"/>
+        <w:rPr>
+          <w:rFonts w:hint="eastAsia" w:ascii="宋体" w:hAnsi="宋体" w:eastAsia="宋体" w:cs="宋体"/>
           <w:lang w:val="en-US" w:eastAsia="zh-CN"/>
         </w:rPr>
       </w:pPr>
@@ -4572,8 +4630,6 @@
         </w:rPr>
         <w:t>全国人民代表大会常务委员会关于海南省人民代表会议代行海南省人民代表大会职权的决定（1988年7月1日七届全国人大常委会第二次会议通过）</w:t>
       </w:r>
-      <w:bookmarkStart w:id="0" w:name="_GoBack"/>
-      <w:bookmarkEnd w:id="0"/>
     </w:p>
     <w:sectPr>
       <w:footerReference r:id="rId3" w:type="default"/>
@@ -4739,6 +4795,7 @@
         <w:rFonts w:ascii="Times New Roman" w:hAnsi="Times New Roman" w:eastAsia="宋体" w:cs="Times New Roman"/>
       </w:rPr>
     </w:rPrDefault>
+    <w:pPrDefault/>
   </w:docDefaults>
   <w:latentStyles w:count="260" w:defQFormat="0" w:defUnhideWhenUsed="1" w:defSemiHidden="1" w:defUIPriority="99" w:defLockedState="0">
     <w:lsdException w:qFormat="1" w:unhideWhenUsed="0" w:uiPriority="0" w:semiHidden="0" w:name="Normal"/>
@@ -5283,7 +5340,7 @@
         <a:solidFill>
           <a:schemeClr val="phClr"/>
         </a:solidFill>
-        <a:gradFill rotWithShape="true">
+        <a:gradFill rotWithShape="1">
           <a:gsLst>
             <a:gs pos="0">
               <a:schemeClr val="phClr">
@@ -5304,9 +5361,9 @@
               </a:schemeClr>
             </a:gs>
           </a:gsLst>
-          <a:lin ang="16200000" scaled="true"/>
+          <a:lin ang="16200000" scaled="1"/>
         </a:gradFill>
-        <a:gradFill rotWithShape="true">
+        <a:gradFill rotWithShape="1">
           <a:gsLst>
             <a:gs pos="0">
               <a:schemeClr val="phClr">
@@ -5327,7 +5384,7 @@
               </a:schemeClr>
             </a:gs>
           </a:gsLst>
-          <a:lin ang="16200000" scaled="false"/>
+          <a:lin ang="16200000" scaled="0"/>
         </a:gradFill>
       </a:fillStyleLst>
       <a:lnStyleLst>
@@ -5397,7 +5454,7 @@
         <a:solidFill>
           <a:schemeClr val="phClr"/>
         </a:solidFill>
-        <a:gradFill rotWithShape="true">
+        <a:gradFill rotWithShape="1">
           <a:gsLst>
             <a:gs pos="0">
               <a:schemeClr val="phClr">
@@ -5423,7 +5480,7 @@
             <a:fillToRect l="50000" t="-80000" r="50000" b="180000"/>
           </a:path>
         </a:gradFill>
-        <a:gradFill rotWithShape="true">
+        <a:gradFill rotWithShape="1">
           <a:gsLst>
             <a:gs pos="0">
               <a:schemeClr val="phClr">
@@ -5447,18 +5504,4 @@
   </a:themeElements>
   <a:objectDefaults/>
 </a:theme>
-</file>
-
-<file path=customXml/item1.xml><?xml version="1.0" encoding="utf-8"?>
-<s:customData xmlns="http://www.wps.cn/officeDocument/2013/wpsCustomData" xmlns:s="http://www.wps.cn/officeDocument/2013/wpsCustomData">
-  <customSectProps/>
-</s:customData>
-</file>
-
-<file path=customXml/itemProps1.xml><?xml version="1.0" encoding="utf-8"?>
-<ds:datastoreItem xmlns:ds="http://schemas.openxmlformats.org/officeDocument/2006/customXml" ds:itemID="{B1977F7D-205B-4081-913C-38D41E755F92}">
-  <ds:schemaRefs>
-    <ds:schemaRef ds:uri="http://www.wps.cn/officeDocument/2013/wpsCustomData"/>
-  </ds:schemaRefs>
-</ds:datastoreItem>
 </file>